--- a/docs/hub/estate/Quality/Examination Boards/Health 1052-53/Exam board agenda Health Year 2 and 3 9 June 1053 DRAFT.docx
+++ b/docs/hub/estate/Quality/Examination Boards/Health 1052-53/Exam board agenda Health Year 2 and 3 9 June 1053 DRAFT.docx
@@ -455,7 +455,7 @@
           <w:p>
             <w:r>
               <w:rPr/>
-              <w:t>Progression decisions: Year 2 to Year 3; Diploma awards for two-year programmes</w:t>
+              <w:t>Progression decisions: Year 2 to Year 3; exit awards</w:t>
             </w:r>
           </w:p>
         </w:tc>
